--- a/docs/Lab/Lab02/Exercise_2_Datum and Projections - Instructor.docx
+++ b/docs/Lab/Lab02/Exercise_2_Datum and Projections - Instructor.docx
@@ -72,41 +72,7 @@
           <w:szCs w:val="24"/>
           <w:lang w:val="en"/>
         </w:rPr>
-        <w:t xml:space="preserve"> Midnight (11:59 pm) on Monday, Sep </w:t>
-      </w:r>
-      <w:r>
-        <w:rPr>
-          <w:rFonts w:asciiTheme="minorHAnsi" w:eastAsiaTheme="minorEastAsia" w:hAnsiTheme="minorHAnsi" w:cstheme="minorHAnsi"/>
-          <w:szCs w:val="24"/>
-          <w:lang w:val="en"/>
-        </w:rPr>
-        <w:t>8</w:t>
-      </w:r>
-      <w:r>
-        <w:rPr>
-          <w:rFonts w:asciiTheme="minorHAnsi" w:eastAsiaTheme="minorEastAsia" w:hAnsiTheme="minorHAnsi" w:cstheme="minorHAnsi"/>
-          <w:szCs w:val="24"/>
-          <w:lang w:val="en"/>
-        </w:rPr>
-        <w:t xml:space="preserve">, </w:t>
-      </w:r>
-      <w:proofErr w:type="gramStart"/>
-      <w:r>
-        <w:rPr>
-          <w:rFonts w:asciiTheme="minorHAnsi" w:eastAsiaTheme="minorEastAsia" w:hAnsiTheme="minorHAnsi" w:cstheme="minorHAnsi"/>
-          <w:szCs w:val="24"/>
-          <w:lang w:val="en"/>
-        </w:rPr>
-        <w:t>2025</w:t>
-      </w:r>
-      <w:proofErr w:type="gramEnd"/>
-      <w:r>
-        <w:rPr>
-          <w:rFonts w:asciiTheme="minorHAnsi" w:eastAsiaTheme="minorEastAsia" w:hAnsiTheme="minorHAnsi" w:cstheme="minorHAnsi"/>
-          <w:szCs w:val="24"/>
-          <w:lang w:val="en"/>
-        </w:rPr>
-        <w:t xml:space="preserve"> submitted as Word document to blackboard </w:t>
+        <w:t xml:space="preserve"> Midnight (11:59 pm) on Monday, Sep 8, 2025 submitted as Word document to blackboard </w:t>
       </w:r>
       <w:r>
         <w:rPr>
@@ -214,23 +180,7 @@
           <w:rFonts w:asciiTheme="minorHAnsi" w:hAnsiTheme="minorHAnsi" w:cstheme="minorHAnsi"/>
           <w:szCs w:val="24"/>
         </w:rPr>
-        <w:t xml:space="preserve">In this exercise, you will work with projections in ArcGIS </w:t>
-      </w:r>
-      <w:proofErr w:type="gramStart"/>
-      <w:r>
-        <w:rPr>
-          <w:rFonts w:asciiTheme="minorHAnsi" w:hAnsiTheme="minorHAnsi" w:cstheme="minorHAnsi"/>
-          <w:szCs w:val="24"/>
-        </w:rPr>
-        <w:t>at</w:t>
-      </w:r>
-      <w:proofErr w:type="gramEnd"/>
-      <w:r>
-        <w:rPr>
-          <w:rFonts w:asciiTheme="minorHAnsi" w:hAnsiTheme="minorHAnsi" w:cstheme="minorHAnsi"/>
-          <w:szCs w:val="24"/>
-        </w:rPr>
-        <w:t xml:space="preserve"> a variety of scales. The goal of this exercise is for you to gain an understanding and appreciation of how projections can be appropriately used and how they impact your maps.  </w:t>
+        <w:t xml:space="preserve">In this exercise, you will work with projections in ArcGIS at a variety of scales. The goal of this exercise is for you to gain an understanding and appreciation of how projections can be appropriately used and how they impact your maps.  </w:t>
       </w:r>
     </w:p>
     <w:p>
@@ -493,23 +443,7 @@
           <w:rFonts w:asciiTheme="minorHAnsi" w:hAnsiTheme="minorHAnsi" w:cstheme="minorHAnsi"/>
           <w:szCs w:val="24"/>
         </w:rPr>
-        <w:t xml:space="preserve">Step 1. </w:t>
-      </w:r>
-      <w:proofErr w:type="gramStart"/>
-      <w:r>
-        <w:rPr>
-          <w:rFonts w:asciiTheme="minorHAnsi" w:hAnsiTheme="minorHAnsi" w:cstheme="minorHAnsi"/>
-          <w:szCs w:val="24"/>
-        </w:rPr>
-        <w:t>Open</w:t>
-      </w:r>
-      <w:proofErr w:type="gramEnd"/>
-      <w:r>
-        <w:rPr>
-          <w:rFonts w:asciiTheme="minorHAnsi" w:hAnsiTheme="minorHAnsi" w:cstheme="minorHAnsi"/>
-          <w:szCs w:val="24"/>
-        </w:rPr>
-        <w:t xml:space="preserve"> a Map Project </w:t>
+        <w:t xml:space="preserve">Step 1. Open a Map Project </w:t>
       </w:r>
     </w:p>
     <w:p>
@@ -595,23 +529,7 @@
           <w:rFonts w:asciiTheme="minorHAnsi" w:hAnsiTheme="minorHAnsi" w:cstheme="minorHAnsi"/>
           <w:szCs w:val="24"/>
         </w:rPr>
-        <w:t>Save it to the location of your choosing. You will need to extract the compressed files by right-</w:t>
-      </w:r>
-      <w:proofErr w:type="gramStart"/>
-      <w:r>
-        <w:rPr>
-          <w:rFonts w:asciiTheme="minorHAnsi" w:hAnsiTheme="minorHAnsi" w:cstheme="minorHAnsi"/>
-          <w:szCs w:val="24"/>
-        </w:rPr>
-        <w:t>clicking on</w:t>
-      </w:r>
-      <w:proofErr w:type="gramEnd"/>
-      <w:r>
-        <w:rPr>
-          <w:rFonts w:asciiTheme="minorHAnsi" w:hAnsiTheme="minorHAnsi" w:cstheme="minorHAnsi"/>
-          <w:szCs w:val="24"/>
-        </w:rPr>
-        <w:t xml:space="preserve"> </w:t>
+        <w:t xml:space="preserve">Save it to the location of your choosing. You will need to extract the compressed files by right-clicking on </w:t>
       </w:r>
       <w:r>
         <w:rPr>
@@ -739,7 +657,7 @@
         <w:spacing w:after="107" w:line="259" w:lineRule="auto"/>
         <w:jc w:val="center"/>
         <w:rPr>
-          <w:rFonts w:asciiTheme="minorHAnsi" w:eastAsiaTheme="minorEastAsia" w:hAnsiTheme="minorHAnsi" w:cstheme="minorHAnsi" w:hint="eastAsia"/>
+          <w:rFonts w:asciiTheme="minorHAnsi" w:eastAsiaTheme="minorEastAsia" w:hAnsiTheme="minorHAnsi" w:cstheme="minorHAnsi"/>
           <w:szCs w:val="24"/>
         </w:rPr>
       </w:pPr>
@@ -1229,15 +1147,79 @@
       <w:pPr>
         <w:ind w:left="-5" w:right="746"/>
         <w:rPr>
+          <w:rFonts w:asciiTheme="minorHAnsi" w:eastAsiaTheme="minorEastAsia" w:hAnsiTheme="minorHAnsi" w:cstheme="minorHAnsi"/>
+          <w:szCs w:val="24"/>
+        </w:rPr>
+      </w:pPr>
+      <w:r>
+        <w:rPr>
           <w:rFonts w:asciiTheme="minorHAnsi" w:eastAsiaTheme="minorEastAsia" w:hAnsiTheme="minorHAnsi" w:cstheme="minorHAnsi" w:hint="eastAsia"/>
-          <w:szCs w:val="24"/>
-        </w:rPr>
-      </w:pPr>
+          <w:b/>
+          <w:color w:val="FF0000"/>
+          <w:szCs w:val="24"/>
+        </w:rPr>
+        <w:t>Answer:</w:t>
+      </w:r>
       <w:r>
         <w:rPr>
           <w:rFonts w:asciiTheme="minorHAnsi" w:eastAsiaTheme="minorEastAsia" w:hAnsiTheme="minorHAnsi" w:cstheme="minorHAnsi" w:hint="eastAsia"/>
+          <w:szCs w:val="24"/>
+        </w:rPr>
+        <w:t xml:space="preserve"> NAD 1983 UTM Zone 15N</w:t>
+      </w:r>
+    </w:p>
+    <w:p>
+      <w:pPr>
+        <w:pStyle w:val="Heading2"/>
+        <w:rPr>
+          <w:rFonts w:eastAsiaTheme="minorEastAsia"/>
+        </w:rPr>
+      </w:pPr>
+      <w:r>
+        <w:rPr>
           <w:b/>
           <w:color w:val="FF0000"/>
+        </w:rPr>
+        <w:t xml:space="preserve">Question 2. </w:t>
+      </w:r>
+      <w:r>
+        <w:t xml:space="preserve">What is the </w:t>
+      </w:r>
+      <w:r>
+        <w:t>datum</w:t>
+      </w:r>
+      <w:r>
+        <w:t xml:space="preserve"> for this layer?</w:t>
+      </w:r>
+      <w:r>
+        <w:t xml:space="preserve"> </w:t>
+      </w:r>
+      <w:r>
+        <w:t>(</w:t>
+      </w:r>
+      <w:r>
+        <w:rPr>
+          <w:rFonts w:hint="eastAsia"/>
+        </w:rPr>
+        <w:t>4</w:t>
+      </w:r>
+      <w:r>
+        <w:t xml:space="preserve"> Points) </w:t>
+      </w:r>
+    </w:p>
+    <w:p>
+      <w:pPr>
+        <w:ind w:left="-5" w:right="746"/>
+        <w:rPr>
+          <w:rFonts w:asciiTheme="minorHAnsi" w:eastAsiaTheme="minorEastAsia" w:hAnsiTheme="minorHAnsi" w:cstheme="minorHAnsi"/>
+          <w:szCs w:val="24"/>
+        </w:rPr>
+      </w:pPr>
+      <w:r>
+        <w:rPr>
+          <w:rFonts w:asciiTheme="minorHAnsi" w:eastAsiaTheme="minorEastAsia" w:hAnsiTheme="minorHAnsi" w:cstheme="minorHAnsi" w:hint="eastAsia"/>
+          <w:b/>
+          <w:color w:val="FF0000"/>
           <w:szCs w:val="24"/>
         </w:rPr>
         <w:t>Answer:</w:t>
@@ -1247,7 +1229,7 @@
           <w:rFonts w:asciiTheme="minorHAnsi" w:eastAsiaTheme="minorEastAsia" w:hAnsiTheme="minorHAnsi" w:cstheme="minorHAnsi" w:hint="eastAsia"/>
           <w:szCs w:val="24"/>
         </w:rPr>
-        <w:t xml:space="preserve"> NAD 1983 UTM Zone 15N</w:t>
+        <w:t xml:space="preserve"> NAD 1983</w:t>
       </w:r>
     </w:p>
     <w:p>
@@ -1262,16 +1244,16 @@
           <w:b/>
           <w:color w:val="FF0000"/>
         </w:rPr>
-        <w:t xml:space="preserve">Question 2. </w:t>
-      </w:r>
-      <w:r>
-        <w:t xml:space="preserve">What is the </w:t>
-      </w:r>
-      <w:r>
-        <w:t>datum</w:t>
-      </w:r>
-      <w:r>
-        <w:t xml:space="preserve"> for this layer?</w:t>
+        <w:t xml:space="preserve">Question 3. </w:t>
+      </w:r>
+      <w:r>
+        <w:t xml:space="preserve">In what </w:t>
+      </w:r>
+      <w:r>
+        <w:t>linear</w:t>
+      </w:r>
+      <w:r>
+        <w:t xml:space="preserve"> unit are the measurements specified?</w:t>
       </w:r>
       <w:r>
         <w:t xml:space="preserve"> </w:t>
@@ -1293,71 +1275,7 @@
       <w:pPr>
         <w:ind w:left="-5" w:right="746"/>
         <w:rPr>
-          <w:rFonts w:asciiTheme="minorHAnsi" w:eastAsiaTheme="minorEastAsia" w:hAnsiTheme="minorHAnsi" w:cstheme="minorHAnsi" w:hint="eastAsia"/>
-          <w:szCs w:val="24"/>
-        </w:rPr>
-      </w:pPr>
-      <w:r>
-        <w:rPr>
-          <w:rFonts w:asciiTheme="minorHAnsi" w:eastAsiaTheme="minorEastAsia" w:hAnsiTheme="minorHAnsi" w:cstheme="minorHAnsi" w:hint="eastAsia"/>
-          <w:b/>
-          <w:color w:val="FF0000"/>
-          <w:szCs w:val="24"/>
-        </w:rPr>
-        <w:t>Answer:</w:t>
-      </w:r>
-      <w:r>
-        <w:rPr>
-          <w:rFonts w:asciiTheme="minorHAnsi" w:eastAsiaTheme="minorEastAsia" w:hAnsiTheme="minorHAnsi" w:cstheme="minorHAnsi" w:hint="eastAsia"/>
-          <w:szCs w:val="24"/>
-        </w:rPr>
-        <w:t xml:space="preserve"> NAD 1983</w:t>
-      </w:r>
-    </w:p>
-    <w:p>
-      <w:pPr>
-        <w:pStyle w:val="Heading2"/>
-        <w:rPr>
-          <w:rFonts w:eastAsiaTheme="minorEastAsia"/>
-        </w:rPr>
-      </w:pPr>
-      <w:r>
-        <w:rPr>
-          <w:b/>
-          <w:color w:val="FF0000"/>
-        </w:rPr>
-        <w:t xml:space="preserve">Question 3. </w:t>
-      </w:r>
-      <w:r>
-        <w:t xml:space="preserve">In what </w:t>
-      </w:r>
-      <w:r>
-        <w:t>linear</w:t>
-      </w:r>
-      <w:r>
-        <w:t xml:space="preserve"> unit are the measurements specified?</w:t>
-      </w:r>
-      <w:r>
-        <w:t xml:space="preserve"> </w:t>
-      </w:r>
-      <w:r>
-        <w:t>(</w:t>
-      </w:r>
-      <w:r>
-        <w:rPr>
-          <w:rFonts w:hint="eastAsia"/>
-        </w:rPr>
-        <w:t>4</w:t>
-      </w:r>
-      <w:r>
-        <w:t xml:space="preserve"> Points) </w:t>
-      </w:r>
-    </w:p>
-    <w:p>
-      <w:pPr>
-        <w:ind w:left="-5" w:right="746"/>
-        <w:rPr>
-          <w:rFonts w:asciiTheme="minorHAnsi" w:eastAsiaTheme="minorEastAsia" w:hAnsiTheme="minorHAnsi" w:cstheme="minorHAnsi" w:hint="eastAsia"/>
+          <w:rFonts w:asciiTheme="minorHAnsi" w:eastAsiaTheme="minorEastAsia" w:hAnsiTheme="minorHAnsi" w:cstheme="minorHAnsi"/>
           <w:szCs w:val="24"/>
         </w:rPr>
       </w:pPr>
@@ -1648,53 +1566,53 @@
       <w:pPr>
         <w:ind w:left="-5" w:right="746"/>
         <w:rPr>
+          <w:rFonts w:asciiTheme="minorHAnsi" w:eastAsiaTheme="minorEastAsia" w:hAnsiTheme="minorHAnsi" w:cstheme="minorHAnsi"/>
+          <w:szCs w:val="24"/>
+        </w:rPr>
+      </w:pPr>
+      <w:r>
+        <w:rPr>
           <w:rFonts w:asciiTheme="minorHAnsi" w:eastAsiaTheme="minorEastAsia" w:hAnsiTheme="minorHAnsi" w:cstheme="minorHAnsi" w:hint="eastAsia"/>
-          <w:szCs w:val="24"/>
-        </w:rPr>
-      </w:pPr>
+          <w:b/>
+          <w:color w:val="FF0000"/>
+          <w:szCs w:val="24"/>
+        </w:rPr>
+        <w:t>Answer:</w:t>
+      </w:r>
       <w:r>
         <w:rPr>
           <w:rFonts w:asciiTheme="minorHAnsi" w:eastAsiaTheme="minorEastAsia" w:hAnsiTheme="minorHAnsi" w:cstheme="minorHAnsi" w:hint="eastAsia"/>
+          <w:szCs w:val="24"/>
+        </w:rPr>
+        <w:t xml:space="preserve"> 15</w:t>
+      </w:r>
+    </w:p>
+    <w:p>
+      <w:pPr>
+        <w:pStyle w:val="Heading2"/>
+        <w:rPr>
+          <w:rFonts w:eastAsiaTheme="minorEastAsia"/>
+        </w:rPr>
+      </w:pPr>
+      <w:r>
+        <w:rPr>
           <w:b/>
           <w:color w:val="FF0000"/>
-          <w:szCs w:val="24"/>
-        </w:rPr>
-        <w:t>Answer:</w:t>
-      </w:r>
-      <w:r>
-        <w:rPr>
-          <w:rFonts w:asciiTheme="minorHAnsi" w:eastAsiaTheme="minorEastAsia" w:hAnsiTheme="minorHAnsi" w:cstheme="minorHAnsi" w:hint="eastAsia"/>
-          <w:szCs w:val="24"/>
-        </w:rPr>
-        <w:t xml:space="preserve"> 15</w:t>
-      </w:r>
-    </w:p>
-    <w:p>
-      <w:pPr>
-        <w:pStyle w:val="Heading2"/>
-        <w:rPr>
-          <w:rFonts w:eastAsiaTheme="minorEastAsia"/>
-        </w:rPr>
-      </w:pPr>
+        </w:rPr>
+        <w:t xml:space="preserve">Question </w:t>
+      </w:r>
       <w:r>
         <w:rPr>
           <w:b/>
           <w:color w:val="FF0000"/>
         </w:rPr>
-        <w:t xml:space="preserve">Question </w:t>
+        <w:t>5</w:t>
       </w:r>
       <w:r>
         <w:rPr>
           <w:b/>
           <w:color w:val="FF0000"/>
         </w:rPr>
-        <w:t>5</w:t>
-      </w:r>
-      <w:r>
-        <w:rPr>
-          <w:b/>
-          <w:color w:val="FF0000"/>
-        </w:rPr>
         <w:t xml:space="preserve">. </w:t>
       </w:r>
       <w:r>
@@ -1723,7 +1641,7 @@
       <w:pPr>
         <w:ind w:left="-5" w:right="746"/>
         <w:rPr>
-          <w:rFonts w:asciiTheme="minorHAnsi" w:eastAsiaTheme="minorEastAsia" w:hAnsiTheme="minorHAnsi" w:cstheme="minorHAnsi" w:hint="eastAsia"/>
+          <w:rFonts w:asciiTheme="minorHAnsi" w:eastAsiaTheme="minorEastAsia" w:hAnsiTheme="minorHAnsi" w:cstheme="minorHAnsi"/>
           <w:szCs w:val="24"/>
         </w:rPr>
       </w:pPr>
@@ -1782,7 +1700,6 @@
         <w:lastRenderedPageBreak/>
         <w:t xml:space="preserve">Turn off the </w:t>
       </w:r>
-      <w:proofErr w:type="spellStart"/>
       <w:r>
         <w:rPr>
           <w:rFonts w:asciiTheme="minorHAnsi" w:hAnsiTheme="minorHAnsi" w:cstheme="minorHAnsi"/>
@@ -1792,7 +1709,6 @@
         </w:rPr>
         <w:t>UTM_Zones</w:t>
       </w:r>
-      <w:proofErr w:type="spellEnd"/>
       <w:r>
         <w:rPr>
           <w:rFonts w:asciiTheme="minorHAnsi" w:hAnsiTheme="minorHAnsi" w:cstheme="minorHAnsi"/>
@@ -2312,25 +2228,32 @@
       <w:pPr>
         <w:ind w:left="-5" w:right="746"/>
         <w:rPr>
+          <w:rFonts w:asciiTheme="minorHAnsi" w:eastAsiaTheme="minorEastAsia" w:hAnsiTheme="minorHAnsi" w:cstheme="minorHAnsi"/>
+          <w:szCs w:val="24"/>
+        </w:rPr>
+      </w:pPr>
+      <w:r>
+        <w:rPr>
           <w:rFonts w:asciiTheme="minorHAnsi" w:eastAsiaTheme="minorEastAsia" w:hAnsiTheme="minorHAnsi" w:cstheme="minorHAnsi" w:hint="eastAsia"/>
-          <w:szCs w:val="24"/>
-        </w:rPr>
-      </w:pPr>
+          <w:b/>
+          <w:color w:val="FF0000"/>
+          <w:szCs w:val="24"/>
+        </w:rPr>
+        <w:t>Answer:</w:t>
+      </w:r>
       <w:r>
         <w:rPr>
           <w:rFonts w:asciiTheme="minorHAnsi" w:eastAsiaTheme="minorEastAsia" w:hAnsiTheme="minorHAnsi" w:cstheme="minorHAnsi" w:hint="eastAsia"/>
-          <w:b/>
-          <w:color w:val="FF0000"/>
-          <w:szCs w:val="24"/>
-        </w:rPr>
-        <w:t>Answer:</w:t>
+          <w:szCs w:val="24"/>
+        </w:rPr>
+        <w:t xml:space="preserve"> </w:t>
       </w:r>
       <w:r>
         <w:rPr>
           <w:rFonts w:asciiTheme="minorHAnsi" w:eastAsiaTheme="minorEastAsia" w:hAnsiTheme="minorHAnsi" w:cstheme="minorHAnsi" w:hint="eastAsia"/>
           <w:szCs w:val="24"/>
         </w:rPr>
-        <w:t xml:space="preserve"> 3</w:t>
+        <w:t>2</w:t>
       </w:r>
     </w:p>
     <w:p>
@@ -2346,23 +2269,7 @@
           <w:rFonts w:asciiTheme="minorHAnsi" w:hAnsiTheme="minorHAnsi" w:cstheme="minorHAnsi"/>
           <w:szCs w:val="24"/>
         </w:rPr>
-        <w:t xml:space="preserve">Now, you will change the projection for this map. Before we begin, let’s turn off </w:t>
-      </w:r>
-      <w:proofErr w:type="gramStart"/>
-      <w:r>
-        <w:rPr>
-          <w:rFonts w:asciiTheme="minorHAnsi" w:hAnsiTheme="minorHAnsi" w:cstheme="minorHAnsi"/>
-          <w:szCs w:val="24"/>
-        </w:rPr>
-        <w:t>all of</w:t>
-      </w:r>
-      <w:proofErr w:type="gramEnd"/>
-      <w:r>
-        <w:rPr>
-          <w:rFonts w:asciiTheme="minorHAnsi" w:hAnsiTheme="minorHAnsi" w:cstheme="minorHAnsi"/>
-          <w:szCs w:val="24"/>
-        </w:rPr>
-        <w:t xml:space="preserve"> the layers except the </w:t>
+        <w:t xml:space="preserve">Now, you will change the projection for this map. Before we begin, let’s turn off all of the layers except the </w:t>
       </w:r>
       <w:r>
         <w:rPr>
@@ -2487,7 +2394,6 @@
         </w:rPr>
         <w:t xml:space="preserve">Make sure that the </w:t>
       </w:r>
-      <w:proofErr w:type="spellStart"/>
       <w:r>
         <w:rPr>
           <w:rFonts w:asciiTheme="minorHAnsi" w:hAnsiTheme="minorHAnsi" w:cstheme="minorHAnsi"/>
@@ -2495,9 +2401,15 @@
           <w:color w:val="5B9BD5"/>
           <w:szCs w:val="24"/>
         </w:rPr>
-        <w:t>UTM_Zones</w:t>
-      </w:r>
-      <w:proofErr w:type="spellEnd"/>
+        <w:t xml:space="preserve">UTM_Zones </w:t>
+      </w:r>
+      <w:r>
+        <w:rPr>
+          <w:rFonts w:asciiTheme="minorHAnsi" w:hAnsiTheme="minorHAnsi" w:cstheme="minorHAnsi"/>
+          <w:szCs w:val="24"/>
+        </w:rPr>
+        <w:t>and</w:t>
+      </w:r>
       <w:r>
         <w:rPr>
           <w:rFonts w:asciiTheme="minorHAnsi" w:hAnsiTheme="minorHAnsi" w:cstheme="minorHAnsi"/>
@@ -2505,35 +2417,8 @@
           <w:color w:val="5B9BD5"/>
           <w:szCs w:val="24"/>
         </w:rPr>
-        <w:t xml:space="preserve"> </w:t>
-      </w:r>
-      <w:r>
-        <w:rPr>
-          <w:rFonts w:asciiTheme="minorHAnsi" w:hAnsiTheme="minorHAnsi" w:cstheme="minorHAnsi"/>
-          <w:szCs w:val="24"/>
-        </w:rPr>
-        <w:t>and</w:t>
-      </w:r>
-      <w:r>
-        <w:rPr>
-          <w:rFonts w:asciiTheme="minorHAnsi" w:hAnsiTheme="minorHAnsi" w:cstheme="minorHAnsi"/>
-          <w:b/>
-          <w:color w:val="5B9BD5"/>
-          <w:szCs w:val="24"/>
-        </w:rPr>
-        <w:t xml:space="preserve"> </w:t>
-      </w:r>
-      <w:proofErr w:type="spellStart"/>
-      <w:r>
-        <w:rPr>
-          <w:rFonts w:asciiTheme="minorHAnsi" w:hAnsiTheme="minorHAnsi" w:cstheme="minorHAnsi"/>
-          <w:b/>
-          <w:color w:val="5B9BD5"/>
-          <w:szCs w:val="24"/>
-        </w:rPr>
-        <w:t>state_plane_zones</w:t>
-      </w:r>
-      <w:proofErr w:type="spellEnd"/>
+        <w:t xml:space="preserve"> state_plane_zones</w:t>
+      </w:r>
       <w:r>
         <w:rPr>
           <w:rFonts w:asciiTheme="minorHAnsi" w:hAnsiTheme="minorHAnsi" w:cstheme="minorHAnsi"/>
@@ -3314,23 +3199,7 @@
           <w:rFonts w:asciiTheme="minorHAnsi" w:hAnsiTheme="minorHAnsi" w:cstheme="minorHAnsi"/>
           <w:szCs w:val="24"/>
         </w:rPr>
-        <w:t xml:space="preserve">the </w:t>
-      </w:r>
-      <w:proofErr w:type="gramStart"/>
-      <w:r>
-        <w:rPr>
-          <w:rFonts w:asciiTheme="minorHAnsi" w:hAnsiTheme="minorHAnsi" w:cstheme="minorHAnsi"/>
-          <w:szCs w:val="24"/>
-        </w:rPr>
-        <w:t>detail</w:t>
-      </w:r>
-      <w:proofErr w:type="gramEnd"/>
-      <w:r>
-        <w:rPr>
-          <w:rFonts w:asciiTheme="minorHAnsi" w:hAnsiTheme="minorHAnsi" w:cstheme="minorHAnsi"/>
-          <w:szCs w:val="24"/>
-        </w:rPr>
-        <w:t xml:space="preserve"> information</w:t>
+        <w:t>the detail information</w:t>
       </w:r>
       <w:r>
         <w:rPr>
@@ -3546,7 +3415,7 @@
     <w:p>
       <w:pPr>
         <w:rPr>
-          <w:rFonts w:eastAsiaTheme="minorEastAsia" w:hint="eastAsia"/>
+          <w:rFonts w:eastAsiaTheme="minorEastAsia"/>
         </w:rPr>
       </w:pPr>
       <w:r>
@@ -3568,7 +3437,7 @@
     <w:p>
       <w:pPr>
         <w:rPr>
-          <w:rFonts w:eastAsiaTheme="minorEastAsia" w:hint="eastAsia"/>
+          <w:rFonts w:eastAsiaTheme="minorEastAsia"/>
         </w:rPr>
       </w:pPr>
     </w:p>
@@ -3784,23 +3653,7 @@
           <w:rFonts w:asciiTheme="minorHAnsi" w:hAnsiTheme="minorHAnsi" w:cstheme="minorHAnsi"/>
           <w:szCs w:val="24"/>
         </w:rPr>
-        <w:t xml:space="preserve">Use the Mercator (world) projection. This can be found under Projected Coordinate Systems and </w:t>
-      </w:r>
-      <w:proofErr w:type="gramStart"/>
-      <w:r>
-        <w:rPr>
-          <w:rFonts w:asciiTheme="minorHAnsi" w:hAnsiTheme="minorHAnsi" w:cstheme="minorHAnsi"/>
-          <w:szCs w:val="24"/>
-        </w:rPr>
-        <w:t>in</w:t>
-      </w:r>
-      <w:proofErr w:type="gramEnd"/>
-      <w:r>
-        <w:rPr>
-          <w:rFonts w:asciiTheme="minorHAnsi" w:hAnsiTheme="minorHAnsi" w:cstheme="minorHAnsi"/>
-          <w:szCs w:val="24"/>
-        </w:rPr>
-        <w:t xml:space="preserve"> the World list.</w:t>
+        <w:t>Use the Mercator (world) projection. This can be found under Projected Coordinate Systems and in the World list.</w:t>
       </w:r>
       <w:r>
         <w:rPr>
@@ -4044,86 +3897,66 @@
     </w:p>
     <w:p>
       <w:pPr>
-        <w:ind w:left="-5" w:right="746"/>
-        <w:rPr>
-          <w:rFonts w:asciiTheme="minorHAnsi" w:eastAsiaTheme="minorEastAsia" w:hAnsiTheme="minorHAnsi" w:cstheme="minorHAnsi"/>
-          <w:szCs w:val="24"/>
-        </w:rPr>
-      </w:pPr>
-      <w:r>
-        <w:rPr>
-          <w:rFonts w:asciiTheme="minorHAnsi" w:hAnsiTheme="minorHAnsi" w:cstheme="minorHAnsi"/>
+        <w:pStyle w:val="Heading2"/>
+        <w:rPr>
+          <w:rFonts w:eastAsiaTheme="minorEastAsia"/>
+        </w:rPr>
+      </w:pPr>
+      <w:bookmarkStart w:id="1" w:name="_Hlk208829591"/>
+      <w:r>
+        <w:rPr>
           <w:b/>
           <w:color w:val="FF0000"/>
-          <w:szCs w:val="24"/>
         </w:rPr>
         <w:t xml:space="preserve">Question </w:t>
       </w:r>
       <w:r>
         <w:rPr>
-          <w:rFonts w:asciiTheme="minorHAnsi" w:hAnsiTheme="minorHAnsi" w:cstheme="minorHAnsi"/>
           <w:b/>
           <w:color w:val="FF0000"/>
-          <w:szCs w:val="24"/>
         </w:rPr>
         <w:t>8</w:t>
       </w:r>
       <w:r>
         <w:rPr>
-          <w:rFonts w:asciiTheme="minorHAnsi" w:hAnsiTheme="minorHAnsi" w:cstheme="minorHAnsi"/>
           <w:b/>
           <w:color w:val="FF0000"/>
-          <w:szCs w:val="24"/>
         </w:rPr>
         <w:t xml:space="preserve">. </w:t>
       </w:r>
       <w:r>
-        <w:rPr>
-          <w:rFonts w:asciiTheme="minorHAnsi" w:hAnsiTheme="minorHAnsi" w:cstheme="minorHAnsi"/>
-          <w:szCs w:val="24"/>
-        </w:rPr>
         <w:t>Does the Mercator projection distort size? (</w:t>
       </w:r>
       <w:r>
-        <w:rPr>
-          <w:rFonts w:asciiTheme="minorHAnsi" w:hAnsiTheme="minorHAnsi" w:cstheme="minorHAnsi"/>
-          <w:szCs w:val="24"/>
-        </w:rPr>
         <w:t>3</w:t>
       </w:r>
       <w:r>
-        <w:rPr>
-          <w:rFonts w:asciiTheme="minorHAnsi" w:hAnsiTheme="minorHAnsi" w:cstheme="minorHAnsi"/>
-          <w:szCs w:val="24"/>
-        </w:rPr>
         <w:t xml:space="preserve"> Points</w:t>
       </w:r>
     </w:p>
     <w:p>
       <w:pPr>
-        <w:ind w:left="-5" w:right="746"/>
-        <w:rPr>
-          <w:rFonts w:asciiTheme="minorHAnsi" w:eastAsiaTheme="minorEastAsia" w:hAnsiTheme="minorHAnsi" w:cstheme="minorHAnsi" w:hint="eastAsia"/>
-          <w:szCs w:val="24"/>
-        </w:rPr>
-      </w:pPr>
-      <w:r>
-        <w:rPr>
-          <w:rFonts w:asciiTheme="minorHAnsi" w:eastAsiaTheme="minorEastAsia" w:hAnsiTheme="minorHAnsi" w:cstheme="minorHAnsi" w:hint="eastAsia"/>
+        <w:pStyle w:val="Heading2"/>
+        <w:rPr>
+          <w:rFonts w:eastAsiaTheme="minorEastAsia"/>
+        </w:rPr>
+      </w:pPr>
+      <w:r>
+        <w:rPr>
+          <w:rFonts w:eastAsiaTheme="minorEastAsia" w:hint="eastAsia"/>
           <w:b/>
           <w:color w:val="FF0000"/>
-          <w:szCs w:val="24"/>
         </w:rPr>
         <w:t>Answer:</w:t>
       </w:r>
       <w:r>
         <w:rPr>
-          <w:rFonts w:asciiTheme="minorHAnsi" w:eastAsiaTheme="minorEastAsia" w:hAnsiTheme="minorHAnsi" w:cstheme="minorHAnsi" w:hint="eastAsia"/>
-          <w:szCs w:val="24"/>
+          <w:rFonts w:eastAsiaTheme="minorEastAsia" w:hint="eastAsia"/>
         </w:rPr>
         <w:t xml:space="preserve"> Yes</w:t>
       </w:r>
     </w:p>
+    <w:bookmarkEnd w:id="1"/>
     <w:p>
       <w:pPr>
         <w:ind w:left="-5" w:right="746"/>
@@ -4346,6 +4179,7 @@
           <w:szCs w:val="24"/>
         </w:rPr>
       </w:pPr>
+      <w:bookmarkStart w:id="2" w:name="_Hlk208829599"/>
       <w:r>
         <w:rPr>
           <w:rStyle w:val="Heading2Char"/>
@@ -4389,7 +4223,7 @@
       <w:pPr>
         <w:ind w:left="-5" w:right="746"/>
         <w:rPr>
-          <w:rFonts w:asciiTheme="minorHAnsi" w:eastAsiaTheme="minorEastAsia" w:hAnsiTheme="minorHAnsi" w:cstheme="minorHAnsi" w:hint="eastAsia"/>
+          <w:rFonts w:asciiTheme="minorHAnsi" w:eastAsiaTheme="minorEastAsia" w:hAnsiTheme="minorHAnsi" w:cstheme="minorHAnsi"/>
           <w:szCs w:val="24"/>
         </w:rPr>
       </w:pPr>
@@ -4411,6 +4245,7 @@
         <w:t xml:space="preserve"> 8379.92</w:t>
       </w:r>
     </w:p>
+    <w:bookmarkEnd w:id="2"/>
     <w:p>
       <w:pPr>
         <w:pStyle w:val="ListParagraph"/>
@@ -4429,39 +4264,7 @@
           <w:rFonts w:asciiTheme="minorHAnsi" w:hAnsiTheme="minorHAnsi" w:cstheme="minorHAnsi"/>
           <w:szCs w:val="24"/>
         </w:rPr>
-        <w:t xml:space="preserve">Now, change the projection to Mollweide (world). This </w:t>
-      </w:r>
-      <w:proofErr w:type="gramStart"/>
-      <w:r>
-        <w:rPr>
-          <w:rFonts w:asciiTheme="minorHAnsi" w:hAnsiTheme="minorHAnsi" w:cstheme="minorHAnsi"/>
-          <w:szCs w:val="24"/>
-        </w:rPr>
-        <w:t>projection</w:t>
-      </w:r>
-      <w:proofErr w:type="gramEnd"/>
-      <w:r>
-        <w:rPr>
-          <w:rFonts w:asciiTheme="minorHAnsi" w:hAnsiTheme="minorHAnsi" w:cstheme="minorHAnsi"/>
-          <w:szCs w:val="24"/>
-        </w:rPr>
-        <w:t xml:space="preserve"> is also </w:t>
-      </w:r>
-      <w:proofErr w:type="gramStart"/>
-      <w:r>
-        <w:rPr>
-          <w:rFonts w:asciiTheme="minorHAnsi" w:hAnsiTheme="minorHAnsi" w:cstheme="minorHAnsi"/>
-          <w:szCs w:val="24"/>
-        </w:rPr>
-        <w:t>in</w:t>
-      </w:r>
-      <w:proofErr w:type="gramEnd"/>
-      <w:r>
-        <w:rPr>
-          <w:rFonts w:asciiTheme="minorHAnsi" w:hAnsiTheme="minorHAnsi" w:cstheme="minorHAnsi"/>
-          <w:szCs w:val="24"/>
-        </w:rPr>
-        <w:t xml:space="preserve"> the World list under Projected Coordinate Systems.  </w:t>
+        <w:t xml:space="preserve">Now, change the projection to Mollweide (world). This projection is also in the World list under Projected Coordinate Systems.  </w:t>
       </w:r>
     </w:p>
     <w:p>
@@ -4471,6 +4274,7 @@
           <w:rFonts w:eastAsiaTheme="minorEastAsia"/>
         </w:rPr>
       </w:pPr>
+      <w:bookmarkStart w:id="3" w:name="_Hlk208829605"/>
       <w:r>
         <w:rPr>
           <w:b/>
@@ -4519,15 +4323,96 @@
       <w:pPr>
         <w:ind w:left="-5" w:right="746"/>
         <w:rPr>
+          <w:rFonts w:asciiTheme="minorHAnsi" w:eastAsiaTheme="minorEastAsia" w:hAnsiTheme="minorHAnsi" w:cstheme="minorHAnsi"/>
+          <w:szCs w:val="24"/>
+        </w:rPr>
+      </w:pPr>
+      <w:r>
+        <w:rPr>
           <w:rFonts w:asciiTheme="minorHAnsi" w:eastAsiaTheme="minorEastAsia" w:hAnsiTheme="minorHAnsi" w:cstheme="minorHAnsi" w:hint="eastAsia"/>
-          <w:szCs w:val="24"/>
-        </w:rPr>
-      </w:pPr>
+          <w:b/>
+          <w:color w:val="FF0000"/>
+          <w:szCs w:val="24"/>
+        </w:rPr>
+        <w:t>Answer:</w:t>
+      </w:r>
       <w:r>
         <w:rPr>
           <w:rFonts w:asciiTheme="minorHAnsi" w:eastAsiaTheme="minorEastAsia" w:hAnsiTheme="minorHAnsi" w:cstheme="minorHAnsi" w:hint="eastAsia"/>
+          <w:szCs w:val="24"/>
+        </w:rPr>
+        <w:t xml:space="preserve"> Yes</w:t>
+      </w:r>
+    </w:p>
+    <w:p>
+      <w:pPr>
+        <w:pStyle w:val="Heading2"/>
+        <w:rPr>
+          <w:rFonts w:eastAsiaTheme="minorEastAsia"/>
+        </w:rPr>
+      </w:pPr>
+      <w:r>
+        <w:rPr>
           <w:b/>
           <w:color w:val="FF0000"/>
+        </w:rPr>
+        <w:t>Question 1</w:t>
+      </w:r>
+      <w:r>
+        <w:rPr>
+          <w:b/>
+          <w:color w:val="FF0000"/>
+        </w:rPr>
+        <w:t>1</w:t>
+      </w:r>
+      <w:r>
+        <w:rPr>
+          <w:b/>
+          <w:color w:val="FF0000"/>
+        </w:rPr>
+        <w:t>.</w:t>
+      </w:r>
+      <w:r>
+        <w:t xml:space="preserve"> Again, measure the </w:t>
+      </w:r>
+      <w:r>
+        <w:t>planer</w:t>
+      </w:r>
+      <w:r>
+        <w:t xml:space="preserve"> distance between New York and London. Does the distance change compare the one in Question </w:t>
+      </w:r>
+      <w:r>
+        <w:t>9</w:t>
+      </w:r>
+      <w:r>
+        <w:t xml:space="preserve">? </w:t>
+      </w:r>
+      <w:r>
+        <w:t>(</w:t>
+      </w:r>
+      <w:r>
+        <w:rPr>
+          <w:rFonts w:hint="eastAsia"/>
+        </w:rPr>
+        <w:t xml:space="preserve">4 </w:t>
+      </w:r>
+      <w:r>
+        <w:t xml:space="preserve"> Points) </w:t>
+      </w:r>
+    </w:p>
+    <w:p>
+      <w:pPr>
+        <w:ind w:right="746"/>
+        <w:rPr>
+          <w:rFonts w:asciiTheme="minorHAnsi" w:eastAsiaTheme="minorEastAsia" w:hAnsiTheme="minorHAnsi" w:cstheme="minorHAnsi"/>
+          <w:szCs w:val="24"/>
+        </w:rPr>
+      </w:pPr>
+      <w:r>
+        <w:rPr>
+          <w:rFonts w:asciiTheme="minorHAnsi" w:eastAsiaTheme="minorEastAsia" w:hAnsiTheme="minorHAnsi" w:cstheme="minorHAnsi" w:hint="eastAsia"/>
+          <w:b/>
+          <w:color w:val="FF0000"/>
           <w:szCs w:val="24"/>
         </w:rPr>
         <w:t>Answer:</w:t>
@@ -4540,89 +4425,7 @@
         <w:t xml:space="preserve"> Yes</w:t>
       </w:r>
     </w:p>
-    <w:p>
-      <w:pPr>
-        <w:pStyle w:val="Heading2"/>
-        <w:rPr>
-          <w:rFonts w:eastAsiaTheme="minorEastAsia"/>
-        </w:rPr>
-      </w:pPr>
-      <w:r>
-        <w:rPr>
-          <w:b/>
-          <w:color w:val="FF0000"/>
-        </w:rPr>
-        <w:t>Question 1</w:t>
-      </w:r>
-      <w:r>
-        <w:rPr>
-          <w:b/>
-          <w:color w:val="FF0000"/>
-        </w:rPr>
-        <w:t>1</w:t>
-      </w:r>
-      <w:r>
-        <w:rPr>
-          <w:b/>
-          <w:color w:val="FF0000"/>
-        </w:rPr>
-        <w:t>.</w:t>
-      </w:r>
-      <w:r>
-        <w:t xml:space="preserve"> Again, measure the </w:t>
-      </w:r>
-      <w:proofErr w:type="gramStart"/>
-      <w:r>
-        <w:t>planer</w:t>
-      </w:r>
-      <w:proofErr w:type="gramEnd"/>
-      <w:r>
-        <w:t xml:space="preserve"> distance between New York and London. Does the distance change compare the one in Question </w:t>
-      </w:r>
-      <w:r>
-        <w:t>9</w:t>
-      </w:r>
-      <w:r>
-        <w:t xml:space="preserve">? </w:t>
-      </w:r>
-      <w:r>
-        <w:t>(</w:t>
-      </w:r>
-      <w:r>
-        <w:rPr>
-          <w:rFonts w:hint="eastAsia"/>
-        </w:rPr>
-        <w:t xml:space="preserve">4 </w:t>
-      </w:r>
-      <w:r>
-        <w:t xml:space="preserve"> Points) </w:t>
-      </w:r>
-    </w:p>
-    <w:p>
-      <w:pPr>
-        <w:ind w:right="746"/>
-        <w:rPr>
-          <w:rFonts w:asciiTheme="minorHAnsi" w:eastAsiaTheme="minorEastAsia" w:hAnsiTheme="minorHAnsi" w:cstheme="minorHAnsi" w:hint="eastAsia"/>
-          <w:szCs w:val="24"/>
-        </w:rPr>
-      </w:pPr>
-      <w:r>
-        <w:rPr>
-          <w:rFonts w:asciiTheme="minorHAnsi" w:eastAsiaTheme="minorEastAsia" w:hAnsiTheme="minorHAnsi" w:cstheme="minorHAnsi" w:hint="eastAsia"/>
-          <w:b/>
-          <w:color w:val="FF0000"/>
-          <w:szCs w:val="24"/>
-        </w:rPr>
-        <w:t>Answer:</w:t>
-      </w:r>
-      <w:r>
-        <w:rPr>
-          <w:rFonts w:asciiTheme="minorHAnsi" w:eastAsiaTheme="minorEastAsia" w:hAnsiTheme="minorHAnsi" w:cstheme="minorHAnsi" w:hint="eastAsia"/>
-          <w:szCs w:val="24"/>
-        </w:rPr>
-        <w:t xml:space="preserve"> Yes</w:t>
-      </w:r>
-    </w:p>
+    <w:bookmarkEnd w:id="3"/>
     <w:p>
       <w:pPr>
         <w:ind w:right="746"/>
@@ -4673,39 +4476,7 @@
           <w:rFonts w:asciiTheme="minorHAnsi" w:hAnsiTheme="minorHAnsi" w:cstheme="minorHAnsi"/>
           <w:szCs w:val="24"/>
         </w:rPr>
-        <w:t xml:space="preserve">Change the projection to Robinson (world). This </w:t>
-      </w:r>
-      <w:proofErr w:type="gramStart"/>
-      <w:r>
-        <w:rPr>
-          <w:rFonts w:asciiTheme="minorHAnsi" w:hAnsiTheme="minorHAnsi" w:cstheme="minorHAnsi"/>
-          <w:szCs w:val="24"/>
-        </w:rPr>
-        <w:t>projection</w:t>
-      </w:r>
-      <w:proofErr w:type="gramEnd"/>
-      <w:r>
-        <w:rPr>
-          <w:rFonts w:asciiTheme="minorHAnsi" w:hAnsiTheme="minorHAnsi" w:cstheme="minorHAnsi"/>
-          <w:szCs w:val="24"/>
-        </w:rPr>
-        <w:t xml:space="preserve"> is also </w:t>
-      </w:r>
-      <w:proofErr w:type="gramStart"/>
-      <w:r>
-        <w:rPr>
-          <w:rFonts w:asciiTheme="minorHAnsi" w:hAnsiTheme="minorHAnsi" w:cstheme="minorHAnsi"/>
-          <w:szCs w:val="24"/>
-        </w:rPr>
-        <w:t>in</w:t>
-      </w:r>
-      <w:proofErr w:type="gramEnd"/>
-      <w:r>
-        <w:rPr>
-          <w:rFonts w:asciiTheme="minorHAnsi" w:hAnsiTheme="minorHAnsi" w:cstheme="minorHAnsi"/>
-          <w:szCs w:val="24"/>
-        </w:rPr>
-        <w:t xml:space="preserve"> the World list under Projected Coordinate Systems.  </w:t>
+        <w:t xml:space="preserve">Change the projection to Robinson (world). This projection is also in the World list under Projected Coordinate Systems.  </w:t>
       </w:r>
     </w:p>
     <w:p>
@@ -4779,15 +4550,7 @@
           <w:rFonts w:asciiTheme="minorHAnsi" w:hAnsiTheme="minorHAnsi" w:cstheme="minorHAnsi"/>
           <w:szCs w:val="24"/>
         </w:rPr>
-        <w:t xml:space="preserve">Note that the Robinson Projection distorts both size and </w:t>
-      </w:r>
-      <w:proofErr w:type="gramStart"/>
-      <w:r>
-        <w:rPr>
-          <w:rFonts w:asciiTheme="minorHAnsi" w:hAnsiTheme="minorHAnsi" w:cstheme="minorHAnsi"/>
-          <w:szCs w:val="24"/>
-        </w:rPr>
-        <w:t>shape,</w:t>
+        <w:t>Note that the Robinson Projection distorts both size and shape,</w:t>
       </w:r>
       <w:r>
         <w:rPr>
@@ -4801,15 +4564,7 @@
           <w:rFonts w:asciiTheme="minorHAnsi" w:hAnsiTheme="minorHAnsi" w:cstheme="minorHAnsi"/>
           <w:szCs w:val="24"/>
         </w:rPr>
-        <w:t>but</w:t>
-      </w:r>
-      <w:proofErr w:type="gramEnd"/>
-      <w:r>
-        <w:rPr>
-          <w:rFonts w:asciiTheme="minorHAnsi" w:hAnsiTheme="minorHAnsi" w:cstheme="minorHAnsi"/>
-          <w:szCs w:val="24"/>
-        </w:rPr>
-        <w:t xml:space="preserve"> attempts to balance out the distortions. </w:t>
+        <w:t xml:space="preserve">but attempts to balance out the distortions. </w:t>
       </w:r>
     </w:p>
     <w:p>
@@ -4979,23 +4734,7 @@
           <w:rFonts w:asciiTheme="minorHAnsi" w:hAnsiTheme="minorHAnsi" w:cstheme="minorHAnsi"/>
           <w:szCs w:val="24"/>
         </w:rPr>
-        <w:t xml:space="preserve">This </w:t>
-      </w:r>
-      <w:proofErr w:type="gramStart"/>
-      <w:r>
-        <w:rPr>
-          <w:rFonts w:asciiTheme="minorHAnsi" w:hAnsiTheme="minorHAnsi" w:cstheme="minorHAnsi"/>
-          <w:szCs w:val="24"/>
-        </w:rPr>
-        <w:t>projection</w:t>
-      </w:r>
-      <w:proofErr w:type="gramEnd"/>
-      <w:r>
-        <w:rPr>
-          <w:rFonts w:asciiTheme="minorHAnsi" w:hAnsiTheme="minorHAnsi" w:cstheme="minorHAnsi"/>
-          <w:szCs w:val="24"/>
-        </w:rPr>
-        <w:t xml:space="preserve"> maintains distance from the North Pole to other locations on the globe.  </w:t>
+        <w:t xml:space="preserve">This projection maintains distance from the North Pole to other locations on the globe.  </w:t>
       </w:r>
     </w:p>
     <w:p>
@@ -5011,23 +4750,7 @@
           <w:rFonts w:asciiTheme="minorHAnsi" w:hAnsiTheme="minorHAnsi" w:cstheme="minorHAnsi"/>
           <w:szCs w:val="24"/>
         </w:rPr>
-        <w:t xml:space="preserve">Take the time to experiment with some different map projections for projecting the entire globe. Projections designed for global maps are </w:t>
-      </w:r>
-      <w:proofErr w:type="gramStart"/>
-      <w:r>
-        <w:rPr>
-          <w:rFonts w:asciiTheme="minorHAnsi" w:hAnsiTheme="minorHAnsi" w:cstheme="minorHAnsi"/>
-          <w:szCs w:val="24"/>
-        </w:rPr>
-        <w:t>in</w:t>
-      </w:r>
-      <w:proofErr w:type="gramEnd"/>
-      <w:r>
-        <w:rPr>
-          <w:rFonts w:asciiTheme="minorHAnsi" w:hAnsiTheme="minorHAnsi" w:cstheme="minorHAnsi"/>
-          <w:szCs w:val="24"/>
-        </w:rPr>
-        <w:t xml:space="preserve"> the World list under Projected Coordinate Systems. </w:t>
+        <w:t xml:space="preserve">Take the time to experiment with some different map projections for projecting the entire globe. Projections designed for global maps are in the World list under Projected Coordinate Systems. </w:t>
       </w:r>
     </w:p>
     <w:p>
@@ -5279,27 +5002,7 @@
           <w:color w:val="000000" w:themeColor="text1"/>
           <w:szCs w:val="24"/>
         </w:rPr>
-        <w:t xml:space="preserve">(source </w:t>
-      </w:r>
-      <w:proofErr w:type="spellStart"/>
-      <w:r>
-        <w:rPr>
-          <w:rFonts w:asciiTheme="minorHAnsi" w:hAnsiTheme="minorHAnsi" w:cstheme="minorHAnsi"/>
-          <w:bCs/>
-          <w:color w:val="000000" w:themeColor="text1"/>
-          <w:szCs w:val="24"/>
-        </w:rPr>
-        <w:t>Tekir</w:t>
-      </w:r>
-      <w:proofErr w:type="spellEnd"/>
-      <w:r>
-        <w:rPr>
-          <w:rFonts w:asciiTheme="minorHAnsi" w:hAnsiTheme="minorHAnsi" w:cstheme="minorHAnsi"/>
-          <w:bCs/>
-          <w:color w:val="000000" w:themeColor="text1"/>
-          <w:szCs w:val="24"/>
-        </w:rPr>
-        <w:t xml:space="preserve"> et al., 2011)</w:t>
+        <w:t>(source Tekir et al., 2011)</w:t>
       </w:r>
     </w:p>
     <w:p>
@@ -5496,7 +5199,7 @@
         <w:ind w:left="-5" w:right="746"/>
         <w:jc w:val="center"/>
         <w:rPr>
-          <w:rFonts w:asciiTheme="minorHAnsi" w:eastAsiaTheme="minorEastAsia" w:hAnsiTheme="minorHAnsi" w:cstheme="minorHAnsi" w:hint="eastAsia"/>
+          <w:rFonts w:asciiTheme="minorHAnsi" w:eastAsiaTheme="minorEastAsia" w:hAnsiTheme="minorHAnsi" w:cstheme="minorHAnsi"/>
           <w:b/>
           <w:color w:val="FF0000"/>
           <w:szCs w:val="24"/>
@@ -5754,7 +5457,7 @@
       <w:pPr>
         <w:jc w:val="center"/>
         <w:rPr>
-          <w:rFonts w:eastAsiaTheme="minorEastAsia" w:hint="eastAsia"/>
+          <w:rFonts w:eastAsiaTheme="minorEastAsia"/>
         </w:rPr>
       </w:pPr>
       <w:r>
@@ -5802,7 +5505,7 @@
       <w:pPr>
         <w:ind w:left="-5" w:right="746"/>
         <w:rPr>
-          <w:rFonts w:asciiTheme="minorHAnsi" w:eastAsiaTheme="minorEastAsia" w:hAnsiTheme="minorHAnsi" w:cstheme="minorHAnsi" w:hint="eastAsia"/>
+          <w:rFonts w:asciiTheme="minorHAnsi" w:eastAsiaTheme="minorEastAsia" w:hAnsiTheme="minorHAnsi" w:cstheme="minorHAnsi"/>
           <w:bCs/>
           <w:color w:val="000000" w:themeColor="text1"/>
           <w:szCs w:val="24"/>
@@ -5847,23 +5550,7 @@
           <w:rFonts w:asciiTheme="minorHAnsi" w:hAnsiTheme="minorHAnsi" w:cstheme="minorHAnsi"/>
           <w:szCs w:val="24"/>
         </w:rPr>
-        <w:t xml:space="preserve">, you </w:t>
-      </w:r>
-      <w:proofErr w:type="gramStart"/>
-      <w:r>
-        <w:rPr>
-          <w:rFonts w:asciiTheme="minorHAnsi" w:hAnsiTheme="minorHAnsi" w:cstheme="minorHAnsi"/>
-          <w:szCs w:val="24"/>
-        </w:rPr>
-        <w:t>experimented</w:t>
-      </w:r>
-      <w:proofErr w:type="gramEnd"/>
-      <w:r>
-        <w:rPr>
-          <w:rFonts w:asciiTheme="minorHAnsi" w:hAnsiTheme="minorHAnsi" w:cstheme="minorHAnsi"/>
-          <w:szCs w:val="24"/>
-        </w:rPr>
-        <w:t xml:space="preserve"> with changing the projection of maps. Note that this process re-projects the data on-the-fly and changes the projection of the </w:t>
+        <w:t xml:space="preserve">, you experimented with changing the projection of maps. Note that this process re-projects the data on-the-fly and changes the projection of the </w:t>
       </w:r>
       <w:r>
         <w:rPr>
@@ -5895,23 +5582,7 @@
           <w:rFonts w:asciiTheme="minorHAnsi" w:hAnsiTheme="minorHAnsi" w:cstheme="minorHAnsi"/>
           <w:szCs w:val="24"/>
         </w:rPr>
-        <w:t xml:space="preserve"> associated with the data layer. If you </w:t>
-      </w:r>
-      <w:proofErr w:type="gramStart"/>
-      <w:r>
-        <w:rPr>
-          <w:rFonts w:asciiTheme="minorHAnsi" w:hAnsiTheme="minorHAnsi" w:cstheme="minorHAnsi"/>
-          <w:szCs w:val="24"/>
-        </w:rPr>
-        <w:t>wanted</w:t>
-      </w:r>
-      <w:proofErr w:type="gramEnd"/>
-      <w:r>
-        <w:rPr>
-          <w:rFonts w:asciiTheme="minorHAnsi" w:hAnsiTheme="minorHAnsi" w:cstheme="minorHAnsi"/>
-          <w:szCs w:val="24"/>
-        </w:rPr>
-        <w:t xml:space="preserve"> to save a copy of a data layer with a different projection applied, this can be done using the </w:t>
+        <w:t xml:space="preserve"> associated with the data layer. If you wanted to save a copy of a data layer with a different projection applied, this can be done using the </w:t>
       </w:r>
       <w:r>
         <w:rPr>
@@ -5943,23 +5614,7 @@
           <w:rFonts w:asciiTheme="minorHAnsi" w:hAnsiTheme="minorHAnsi" w:cstheme="minorHAnsi"/>
           <w:szCs w:val="24"/>
         </w:rPr>
-        <w:t xml:space="preserve"> </w:t>
-      </w:r>
-      <w:proofErr w:type="spellStart"/>
-      <w:r>
-        <w:rPr>
-          <w:rFonts w:asciiTheme="minorHAnsi" w:hAnsiTheme="minorHAnsi" w:cstheme="minorHAnsi"/>
-          <w:szCs w:val="24"/>
-        </w:rPr>
-        <w:t>subtoolbox</w:t>
-      </w:r>
-      <w:proofErr w:type="spellEnd"/>
-      <w:r>
-        <w:rPr>
-          <w:rFonts w:asciiTheme="minorHAnsi" w:hAnsiTheme="minorHAnsi" w:cstheme="minorHAnsi"/>
-          <w:szCs w:val="24"/>
-        </w:rPr>
-        <w:t xml:space="preserve"> within the </w:t>
+        <w:t xml:space="preserve"> subtoolbox within the </w:t>
       </w:r>
       <w:r>
         <w:rPr>
@@ -6036,23 +5691,7 @@
           <w:rFonts w:asciiTheme="minorHAnsi" w:hAnsiTheme="minorHAnsi" w:cstheme="minorHAnsi"/>
           <w:szCs w:val="24"/>
         </w:rPr>
-        <w:t xml:space="preserve">. This tool will create a copy of a data layer with a new projection. If you are going to perform spatial analysis, it is generally a good idea to have </w:t>
-      </w:r>
-      <w:proofErr w:type="gramStart"/>
-      <w:r>
-        <w:rPr>
-          <w:rFonts w:asciiTheme="minorHAnsi" w:hAnsiTheme="minorHAnsi" w:cstheme="minorHAnsi"/>
-          <w:szCs w:val="24"/>
-        </w:rPr>
-        <w:t>all of</w:t>
-      </w:r>
-      <w:proofErr w:type="gramEnd"/>
-      <w:r>
-        <w:rPr>
-          <w:rFonts w:asciiTheme="minorHAnsi" w:hAnsiTheme="minorHAnsi" w:cstheme="minorHAnsi"/>
-          <w:szCs w:val="24"/>
-        </w:rPr>
-        <w:t xml:space="preserve"> the data layers in the same projection. So, you could use this tool to pre-process your data. </w:t>
+        <w:t xml:space="preserve">. This tool will create a copy of a data layer with a new projection. If you are going to perform spatial analysis, it is generally a good idea to have all of the data layers in the same projection. So, you could use this tool to pre-process your data. </w:t>
       </w:r>
       <w:r>
         <w:rPr>
@@ -6114,7 +5753,7 @@
         </w:numPr>
         <w:spacing w:line="259" w:lineRule="auto"/>
         <w:rPr>
-          <w:rFonts w:asciiTheme="minorHAnsi" w:hAnsiTheme="minorHAnsi" w:cstheme="minorHAnsi" w:hint="eastAsia"/>
+          <w:rFonts w:asciiTheme="minorHAnsi" w:hAnsiTheme="minorHAnsi" w:cstheme="minorHAnsi"/>
           <w:szCs w:val="24"/>
         </w:rPr>
       </w:pPr>
@@ -6130,7 +5769,7 @@
       <w:pPr>
         <w:jc w:val="center"/>
         <w:rPr>
-          <w:rFonts w:asciiTheme="minorHAnsi" w:eastAsiaTheme="minorEastAsia" w:hAnsiTheme="minorHAnsi" w:cstheme="minorHAnsi" w:hint="eastAsia"/>
+          <w:rFonts w:asciiTheme="minorHAnsi" w:eastAsiaTheme="minorEastAsia" w:hAnsiTheme="minorHAnsi" w:cstheme="minorHAnsi"/>
           <w:szCs w:val="24"/>
         </w:rPr>
       </w:pPr>
@@ -6192,7 +5831,7 @@
         </w:numPr>
         <w:spacing w:line="259" w:lineRule="auto"/>
         <w:rPr>
-          <w:rFonts w:asciiTheme="minorHAnsi" w:hAnsiTheme="minorHAnsi" w:cstheme="minorHAnsi" w:hint="eastAsia"/>
+          <w:rFonts w:asciiTheme="minorHAnsi" w:hAnsiTheme="minorHAnsi" w:cstheme="minorHAnsi"/>
           <w:szCs w:val="24"/>
         </w:rPr>
       </w:pPr>
@@ -6371,7 +6010,6 @@
         </w:rPr>
         <w:t xml:space="preserve">Set the Output Dataset or Feature Class to </w:t>
       </w:r>
-      <w:proofErr w:type="spellStart"/>
       <w:r>
         <w:rPr>
           <w:rFonts w:asciiTheme="minorHAnsi" w:hAnsiTheme="minorHAnsi" w:cstheme="minorHAnsi"/>
@@ -6382,7 +6020,6 @@
         </w:rPr>
         <w:t>County_reProject</w:t>
       </w:r>
-      <w:proofErr w:type="spellEnd"/>
       <w:r>
         <w:rPr>
           <w:rFonts w:asciiTheme="minorHAnsi" w:hAnsiTheme="minorHAnsi" w:cstheme="minorHAnsi"/>
@@ -6395,23 +6032,7 @@
           <w:rFonts w:asciiTheme="minorHAnsi" w:hAnsiTheme="minorHAnsi" w:cstheme="minorHAnsi"/>
           <w:szCs w:val="24"/>
         </w:rPr>
-        <w:t xml:space="preserve"> The default place to store </w:t>
-      </w:r>
-      <w:proofErr w:type="spellStart"/>
-      <w:r>
-        <w:rPr>
-          <w:rFonts w:asciiTheme="minorHAnsi" w:hAnsiTheme="minorHAnsi" w:cstheme="minorHAnsi"/>
-          <w:szCs w:val="24"/>
-        </w:rPr>
-        <w:t>County_reProject</w:t>
-      </w:r>
-      <w:proofErr w:type="spellEnd"/>
-      <w:r>
-        <w:rPr>
-          <w:rFonts w:asciiTheme="minorHAnsi" w:hAnsiTheme="minorHAnsi" w:cstheme="minorHAnsi"/>
-          <w:szCs w:val="24"/>
-        </w:rPr>
-        <w:t xml:space="preserve"> is the Exercise_2 geodatabase (i.e., </w:t>
+        <w:t xml:space="preserve"> The default place to store County_reProject is the Exercise_2 geodatabase (i.e., </w:t>
       </w:r>
       <w:r>
         <w:rPr>
@@ -6811,23 +6432,7 @@
           <w:rFonts w:asciiTheme="minorHAnsi" w:hAnsiTheme="minorHAnsi" w:cstheme="minorHAnsi"/>
           <w:szCs w:val="24"/>
         </w:rPr>
-        <w:t xml:space="preserve">The converted map </w:t>
-      </w:r>
-      <w:proofErr w:type="spellStart"/>
-      <w:r>
-        <w:rPr>
-          <w:rFonts w:asciiTheme="minorHAnsi" w:hAnsiTheme="minorHAnsi" w:cstheme="minorHAnsi"/>
-          <w:szCs w:val="24"/>
-        </w:rPr>
-        <w:t>County_reProject</w:t>
-      </w:r>
-      <w:proofErr w:type="spellEnd"/>
-      <w:r>
-        <w:rPr>
-          <w:rFonts w:asciiTheme="minorHAnsi" w:hAnsiTheme="minorHAnsi" w:cstheme="minorHAnsi"/>
-          <w:szCs w:val="24"/>
-        </w:rPr>
-        <w:t xml:space="preserve"> is automatically added to the Contents panel. You may notice there is no difference between the layer before re-projection and after. This is because ArcGIS </w:t>
+        <w:t xml:space="preserve">The converted map County_reProject is automatically added to the Contents panel. You may notice there is no difference between the layer before re-projection and after. This is because ArcGIS </w:t>
       </w:r>
       <w:r>
         <w:rPr>
@@ -6841,23 +6446,7 @@
           <w:rFonts w:asciiTheme="minorHAnsi" w:hAnsiTheme="minorHAnsi" w:cstheme="minorHAnsi"/>
           <w:szCs w:val="24"/>
         </w:rPr>
-        <w:t xml:space="preserve">has </w:t>
-      </w:r>
-      <w:proofErr w:type="gramStart"/>
-      <w:r>
-        <w:rPr>
-          <w:rFonts w:asciiTheme="minorHAnsi" w:hAnsiTheme="minorHAnsi" w:cstheme="minorHAnsi"/>
-          <w:szCs w:val="24"/>
-        </w:rPr>
-        <w:t>the</w:t>
-      </w:r>
-      <w:proofErr w:type="gramEnd"/>
-      <w:r>
-        <w:rPr>
-          <w:rFonts w:asciiTheme="minorHAnsi" w:hAnsiTheme="minorHAnsi" w:cstheme="minorHAnsi"/>
-          <w:szCs w:val="24"/>
-        </w:rPr>
-        <w:t xml:space="preserve"> on-the-fly projection, which means it will automatically display the projection system as the data layer that firstly loaded into ArcGIS Pro. To see the difference, you need to create a new map to host the converted data layer.</w:t>
+        <w:t>has the on-the-fly projection, which means it will automatically display the projection system as the data layer that firstly loaded into ArcGIS Pro. To see the difference, you need to create a new map to host the converted data layer.</w:t>
       </w:r>
     </w:p>
     <w:p>
@@ -6993,23 +6582,7 @@
           <w:rFonts w:asciiTheme="minorHAnsi" w:hAnsiTheme="minorHAnsi" w:cstheme="minorHAnsi"/>
           <w:szCs w:val="24"/>
         </w:rPr>
-        <w:t xml:space="preserve"> to AR </w:t>
-      </w:r>
-      <w:proofErr w:type="spellStart"/>
-      <w:r>
-        <w:rPr>
-          <w:rFonts w:asciiTheme="minorHAnsi" w:hAnsiTheme="minorHAnsi" w:cstheme="minorHAnsi"/>
-          <w:szCs w:val="24"/>
-        </w:rPr>
-        <w:t>ReProjection</w:t>
-      </w:r>
-      <w:proofErr w:type="spellEnd"/>
-      <w:r>
-        <w:rPr>
-          <w:rFonts w:asciiTheme="minorHAnsi" w:hAnsiTheme="minorHAnsi" w:cstheme="minorHAnsi"/>
-          <w:szCs w:val="24"/>
-        </w:rPr>
-        <w:t xml:space="preserve">. This can be done by double-clicking on Map, followed </w:t>
+        <w:t xml:space="preserve"> to AR ReProjection. This can be done by double-clicking on Map, followed </w:t>
       </w:r>
       <w:r>
         <w:rPr>
@@ -7023,17 +6596,8 @@
           <w:rFonts w:asciiTheme="minorHAnsi" w:hAnsiTheme="minorHAnsi" w:cstheme="minorHAnsi"/>
           <w:szCs w:val="24"/>
         </w:rPr>
-        <w:t xml:space="preserve">General. Set the Name to AR </w:t>
-      </w:r>
-      <w:proofErr w:type="spellStart"/>
-      <w:r>
-        <w:rPr>
-          <w:rFonts w:asciiTheme="minorHAnsi" w:hAnsiTheme="minorHAnsi" w:cstheme="minorHAnsi"/>
-          <w:szCs w:val="24"/>
-        </w:rPr>
-        <w:t>ReProjection</w:t>
-      </w:r>
-      <w:proofErr w:type="spellEnd"/>
+        <w:t>General. Set the Name to AR ReProjection</w:t>
+      </w:r>
       <w:r>
         <w:rPr>
           <w:rFonts w:asciiTheme="minorHAnsi" w:hAnsiTheme="minorHAnsi" w:cstheme="minorHAnsi"/>
@@ -7154,7 +6718,6 @@
         </w:rPr>
         <w:t xml:space="preserve">ighlight </w:t>
       </w:r>
-      <w:proofErr w:type="spellStart"/>
       <w:r>
         <w:rPr>
           <w:rFonts w:asciiTheme="minorHAnsi" w:hAnsiTheme="minorHAnsi" w:cstheme="minorHAnsi"/>
@@ -7165,7 +6728,6 @@
         </w:rPr>
         <w:t>County_reProject</w:t>
       </w:r>
-      <w:proofErr w:type="spellEnd"/>
       <w:r>
         <w:rPr>
           <w:rFonts w:asciiTheme="minorHAnsi" w:hAnsiTheme="minorHAnsi" w:cstheme="minorHAnsi"/>
@@ -7207,6 +6769,7 @@
       <w:pPr>
         <w:pStyle w:val="Heading2"/>
       </w:pPr>
+      <w:bookmarkStart w:id="4" w:name="_Hlk208829641"/>
       <w:r>
         <w:rPr>
           <w:b/>
@@ -7234,18 +6797,19 @@
       <w:pPr>
         <w:pStyle w:val="Heading2"/>
         <w:rPr>
+          <w:rFonts w:eastAsiaTheme="minorEastAsia" w:cstheme="minorHAnsi"/>
+          <w:szCs w:val="24"/>
+        </w:rPr>
+      </w:pPr>
+      <w:r>
+        <w:rPr>
           <w:rFonts w:eastAsiaTheme="minorEastAsia" w:cstheme="minorHAnsi" w:hint="eastAsia"/>
           <w:szCs w:val="24"/>
         </w:rPr>
-      </w:pPr>
-      <w:r>
-        <w:rPr>
-          <w:rFonts w:eastAsiaTheme="minorEastAsia" w:cstheme="minorHAnsi" w:hint="eastAsia"/>
-          <w:szCs w:val="24"/>
-        </w:rPr>
         <w:t>Answer: The angle change</w:t>
       </w:r>
     </w:p>
+    <w:bookmarkEnd w:id="4"/>
     <w:p>
       <w:pPr>
         <w:pStyle w:val="Heading2"/>
@@ -7280,7 +6844,7 @@
       <w:pPr>
         <w:ind w:left="-5" w:right="746"/>
         <w:rPr>
-          <w:rFonts w:asciiTheme="minorHAnsi" w:eastAsiaTheme="minorEastAsia" w:hAnsiTheme="minorHAnsi" w:cstheme="minorHAnsi" w:hint="eastAsia"/>
+          <w:rFonts w:asciiTheme="minorHAnsi" w:eastAsiaTheme="minorEastAsia" w:hAnsiTheme="minorHAnsi" w:cstheme="minorHAnsi"/>
           <w:bCs/>
           <w:color w:val="000000" w:themeColor="text1"/>
           <w:szCs w:val="24"/>
